--- a/docs/contest/submission/MemHall-题库与评测升级说明.docx
+++ b/docs/contest/submission/MemHall-题库与评测升级说明.docx
@@ -382,7 +382,7 @@
                 <w:color w:val="142C46"/>
                 <w:sz w:val="18"/>
               </w:rPr>
-              <w:t>36</w:t>
+              <w:t>39</w:t>
             </w:r>
           </w:p>
         </w:tc>
@@ -404,7 +404,7 @@
                 <w:color w:val="142C46"/>
                 <w:sz w:val="18"/>
               </w:rPr>
-              <w:t>12</w:t>
+              <w:t>13</w:t>
             </w:r>
           </w:p>
         </w:tc>
@@ -426,7 +426,7 @@
                 <w:color w:val="142C46"/>
                 <w:sz w:val="18"/>
               </w:rPr>
-              <w:t>开发集：与测试模板分离</w:t>
+              <w:t>开发集：与测试模板分离，含 canary 读侧探针试点</w:t>
             </w:r>
           </w:p>
         </w:tc>
@@ -536,7 +536,7 @@
           <w:rFonts w:ascii="Arial" w:hAnsi="Arial"/>
           <w:rFonts w:eastAsia="微软雅黑"/>
         </w:rPr>
-        <w:t>新增 36 个模板覆盖六维能力。开发和测试按模板分开；两个集合均公开，不能声称是私有 heldout。变体记录模板版本、内容哈希、seed、序号、干扰轮数及取值参数，支持重新生成和内容对账。</w:t>
+        <w:t>新增 37 个模板覆盖六维能力。开发和测试按模板分开；两个集合均公开，不能声称是私有 heldout。变体记录模板版本、内容哈希、seed、序号、干扰轮数及取值参数，支持重新生成和内容对账。</w:t>
       </w:r>
     </w:p>
     <w:p>
@@ -1329,7 +1329,7 @@
           <w:rFonts w:ascii="Arial" w:hAnsi="Arial"/>
           <w:rFonts w:eastAsia="微软雅黑"/>
         </w:rPr>
-        <w:t>新增人工盲评工具按能力抽样，工作表隐藏智能体身份和机器结论，答案键另存。人工只填 human_verdict 和备注；问题内容、来源和答案键被修改会被拒绝。</w:t>
+        <w:t>人工盲评工具按能力抽样，工作表隐藏智能体身份和机器结论，答案键另存。人工只填 human_verdict 和备注；问题内容、来源和答案键被修改会被拒绝。2026-10-14 已实际导出：抽样框为 14 轮通过核验归档中的 LLM 评委判定共 472 条，得 72 条双人工作表（六维各 12、题族 35、correct 52／错误态 17／待复核 3、over_persist 0——框内仅 6 条，该态多为规则判）。协议与偏差清单见 docs/audit/blind-review-20261014/。</w:t>
       </w:r>
     </w:p>
     <w:p>
@@ -1339,7 +1339,7 @@
           <w:rFonts w:eastAsia="微软雅黑"/>
           <w:sz w:val="18"/>
         </w:rPr>
-        <w:t>python -m memhall calibrate runs/某轮A runs/某轮B --per-capability 12 --seed 20261013 -o build/human-audit</w:t>
+        <w:t>python -m memhall calibrate runs/通过核验的各轮 --per-capability 12 --seed 20261014 -o build/human-audit</w:t>
       </w:r>
     </w:p>
     <w:p>
@@ -1358,7 +1358,7 @@
           <w:rFonts w:ascii="Arial" w:hAnsi="Arial"/>
           <w:rFonts w:eastAsia="微软雅黑"/>
         </w:rPr>
-        <w:t>完成真实人工标签后，可输出六态混淆矩阵、对错一致率、误判为正确的数量、分能力统计和 Cohen κ。空白保持待人工标签，部分填写保持 partial。离线脚本样本可验证工具，但不是实际 LLM 校准，也不是独立双评委实验。</w:t>
+        <w:t>完成真实人工标签后，可输出六态混淆矩阵、对错一致率、误判为正确的数量、分能力统计和 Cohen κ。空白保持待人工标签，部分填写保持 partial。当前状态即 awaiting_human_labels——一致率等数字在真人标签到齐前不存在。离线脚本样本可验证工具，但不是实际 LLM 校准，也不是独立双评委实验。</w:t>
       </w:r>
     </w:p>
     <w:p>
@@ -2018,7 +2018,7 @@
           <w:rFonts w:ascii="Arial" w:hAnsi="Arial"/>
           <w:rFonts w:eastAsia="微软雅黑"/>
         </w:rPr>
-        <w:t>当前历史 full/chains 实测只有评委 A，且 A 与被测智能体同一模型。--judge dual 是配置模式名称，B 必须实际配置并成功调用才构成双评委。人工盲评工具已实现，但真实人工标签和独立 B 实验尚未完成，材料如实披露此限制。</w:t>
+        <w:t>当前历史 full/chains 实测只有评委 A，且 A 与被测智能体同一模型。--judge dual 是配置模式名称，B 必须实际配置并成功调用才构成双评委。双人盲评表已实际导出（72 条，六维分层，状态待真人标签），但真实人工标签和独立 B 实验尚未完成，材料如实披露此限制。</w:t>
       </w:r>
     </w:p>
     <w:p>
